--- a/courseware/LG-Certified Lean Six Sigma Yellow Belt (CLSSYB) Training.docx
+++ b/courseware/LG-Certified Lean Six Sigma Yellow Belt (CLSSYB) Training.docx
@@ -179,7 +179,7 @@
           <w:color w:val="1F6FEB"/>
           <w:sz w:val="24"/>
         </w:rPr>
-        <w:t>Version 4</w:t>
+        <w:t>Version 6</w:t>
       </w:r>
     </w:p>
     <w:p>
@@ -482,7 +482,7 @@
               <w:rPr>
                 <w:sz w:val="19"/>
               </w:rPr>
-              <w:t>19 July 2026</w:t>
+              <w:t>20 July 2026</w:t>
             </w:r>
           </w:p>
         </w:tc>
@@ -515,6 +515,122 @@
           </w:p>
         </w:tc>
       </w:tr>
+      <w:tr>
+        <w:tc>
+          <w:tcPr>
+            <w:tcW w:type="dxa" w:w="2160"/>
+          </w:tcPr>
+          <w:p>
+            <w:r/>
+            <w:r>
+              <w:rPr>
+                <w:sz w:val="19"/>
+              </w:rPr>
+              <w:t>5</w:t>
+            </w:r>
+          </w:p>
+        </w:tc>
+        <w:tc>
+          <w:tcPr>
+            <w:tcW w:type="dxa" w:w="2160"/>
+          </w:tcPr>
+          <w:p>
+            <w:r/>
+            <w:r>
+              <w:rPr>
+                <w:sz w:val="19"/>
+              </w:rPr>
+              <w:t>20 July 2026</w:t>
+            </w:r>
+          </w:p>
+        </w:tc>
+        <w:tc>
+          <w:tcPr>
+            <w:tcW w:type="dxa" w:w="2160"/>
+          </w:tcPr>
+          <w:p>
+            <w:r/>
+            <w:r>
+              <w:rPr>
+                <w:sz w:val="19"/>
+              </w:rPr>
+              <w:t>Integrated the SIPOC &amp; Process Map Builder (alfredang.github.io/sipoc/) into Lab 3 and elective Lab 12, with a tool walkthrough added to the Define phase and the online toolkit slide updated to list all five tools.</w:t>
+            </w:r>
+          </w:p>
+        </w:tc>
+        <w:tc>
+          <w:tcPr>
+            <w:tcW w:type="dxa" w:w="2160"/>
+          </w:tcPr>
+          <w:p>
+            <w:r/>
+            <w:r>
+              <w:rPr>
+                <w:sz w:val="19"/>
+              </w:rPr>
+              <w:t>Dr. Alfred Ang</w:t>
+            </w:r>
+          </w:p>
+        </w:tc>
+      </w:tr>
+      <w:tr>
+        <w:tc>
+          <w:tcPr>
+            <w:tcW w:type="dxa" w:w="2160"/>
+          </w:tcPr>
+          <w:p>
+            <w:r/>
+            <w:r>
+              <w:rPr>
+                <w:sz w:val="19"/>
+              </w:rPr>
+              <w:t>6</w:t>
+            </w:r>
+          </w:p>
+        </w:tc>
+        <w:tc>
+          <w:tcPr>
+            <w:tcW w:type="dxa" w:w="2160"/>
+          </w:tcPr>
+          <w:p>
+            <w:r/>
+            <w:r>
+              <w:rPr>
+                <w:sz w:val="19"/>
+              </w:rPr>
+              <w:t>20 July 2026</w:t>
+            </w:r>
+          </w:p>
+        </w:tc>
+        <w:tc>
+          <w:tcPr>
+            <w:tcW w:type="dxa" w:w="2160"/>
+          </w:tcPr>
+          <w:p>
+            <w:r/>
+            <w:r>
+              <w:rPr>
+                <w:sz w:val="19"/>
+              </w:rPr>
+              <w:t>Fixed clipped headings: slide titles now auto-fit to a single line so long lab titles can no longer overprint the LAB/ELECTIVE chips beneath them.</w:t>
+            </w:r>
+          </w:p>
+        </w:tc>
+        <w:tc>
+          <w:tcPr>
+            <w:tcW w:type="dxa" w:w="2160"/>
+          </w:tcPr>
+          <w:p>
+            <w:r/>
+            <w:r>
+              <w:rPr>
+                <w:sz w:val="19"/>
+              </w:rPr>
+              <w:t>Dr. Alfred Ang</w:t>
+            </w:r>
+          </w:p>
+        </w:tc>
+      </w:tr>
     </w:tbl>
     <w:p>
       <w:r>
@@ -550,7 +666,7 @@
         </w:rPr>
         <w:t>Introduction</w:t>
         <w:tab/>
-        <w:t>4</w:t>
+        <w:t>5</w:t>
       </w:r>
     </w:p>
     <w:p>
@@ -569,7 +685,7 @@
         </w:rPr>
         <w:t>Course Learning Outcomes</w:t>
         <w:tab/>
-        <w:t>4</w:t>
+        <w:t>5</w:t>
       </w:r>
     </w:p>
     <w:p>
@@ -588,7 +704,7 @@
         </w:rPr>
         <w:t>Skills Framework Alignment</w:t>
         <w:tab/>
-        <w:t>4</w:t>
+        <w:t>5</w:t>
       </w:r>
     </w:p>
     <w:p>
@@ -607,7 +723,7 @@
         </w:rPr>
         <w:t>Before You Start</w:t>
         <w:tab/>
-        <w:t>5</w:t>
+        <w:t>6</w:t>
       </w:r>
     </w:p>
     <w:p>
@@ -626,7 +742,7 @@
         </w:rPr>
         <w:t>FOUNDATIONS — Six Sigma Foundations  (15%)</w:t>
         <w:tab/>
-        <w:t>6</w:t>
+        <w:t>7</w:t>
       </w:r>
     </w:p>
     <w:p>
@@ -646,7 +762,7 @@
         </w:rPr>
         <w:t>Lab 1 — Yellow Belt Role, Certification Paths, and Improvement Scenario  [Core]</w:t>
         <w:tab/>
-        <w:t>6</w:t>
+        <w:t>7</w:t>
       </w:r>
     </w:p>
     <w:p>
@@ -665,7 +781,7 @@
         </w:rPr>
         <w:t>DEFINE — Define — Scope the Problem  (25%)</w:t>
         <w:tab/>
-        <w:t>7</w:t>
+        <w:t>8</w:t>
       </w:r>
     </w:p>
     <w:p>
@@ -685,7 +801,7 @@
         </w:rPr>
         <w:t>Lab 2 — Lean, Six Sigma, Waste, Voice of Customer, and Value  [Core]</w:t>
         <w:tab/>
-        <w:t>7</w:t>
+        <w:t>8</w:t>
       </w:r>
     </w:p>
     <w:p>
@@ -705,7 +821,7 @@
         </w:rPr>
         <w:t>Lab 3 — SIPOC, Process Mapping, Handoffs, and SME Support  [Core]</w:t>
         <w:tab/>
-        <w:t>8</w:t>
+        <w:t>9</w:t>
       </w:r>
     </w:p>
     <w:p>
@@ -725,7 +841,7 @@
         </w:rPr>
         <w:t>Lab 4 — PDCA Small Improvement Project Charter  [Elective]</w:t>
         <w:tab/>
-        <w:t>9</w:t>
+        <w:t>10</w:t>
       </w:r>
     </w:p>
     <w:p>
@@ -745,7 +861,7 @@
         </w:rPr>
         <w:t>Lab 5 — DMAIC Overview, Problem Statement, Scope, and Stakeholders  [Core]</w:t>
         <w:tab/>
-        <w:t>9</w:t>
+        <w:t>10</w:t>
       </w:r>
     </w:p>
     <w:p>
@@ -765,7 +881,7 @@
         </w:rPr>
         <w:t>Lab 11 — Affinity Diagram and Kano Analysis  [Elective]</w:t>
         <w:tab/>
-        <w:t>10</w:t>
+        <w:t>11</w:t>
       </w:r>
     </w:p>
     <w:p>
@@ -784,7 +900,7 @@
         </w:rPr>
         <w:t>MEASURE — Measure — Quantify Performance  (25%)</w:t>
         <w:tab/>
-        <w:t>11</w:t>
+        <w:t>12</w:t>
       </w:r>
     </w:p>
     <w:p>
@@ -804,7 +920,7 @@
         </w:rPr>
         <w:t>Lab 6 — Data Collection, KPIs, Check Sheets, and Basic Metrics  [Core]</w:t>
         <w:tab/>
-        <w:t>11</w:t>
+        <w:t>12</w:t>
       </w:r>
     </w:p>
     <w:p>
@@ -824,7 +940,7 @@
         </w:rPr>
         <w:t>Lab 12 — Value Stream Map and Takt Time  [Elective]</w:t>
         <w:tab/>
-        <w:t>12</w:t>
+        <w:t>13</w:t>
       </w:r>
     </w:p>
     <w:p>
@@ -843,7 +959,7 @@
         </w:rPr>
         <w:t>ANALYZE — Analyze — Find the Root Cause  (20%)</w:t>
         <w:tab/>
-        <w:t>12</w:t>
+        <w:t>14</w:t>
       </w:r>
     </w:p>
     <w:p>
@@ -863,7 +979,7 @@
         </w:rPr>
         <w:t>Lab 7 — Pareto, Run Charts, Variation, Yield, DPU, and DPMO  [Core]</w:t>
         <w:tab/>
-        <w:t>13</w:t>
+        <w:t>14</w:t>
       </w:r>
     </w:p>
     <w:p>
@@ -883,7 +999,7 @@
         </w:rPr>
         <w:t>Lab 8 — Root Cause Analysis with 5 Whys, Fishbone, and Evidence  [Core]</w:t>
         <w:tab/>
-        <w:t>14</w:t>
+        <w:t>15</w:t>
       </w:r>
     </w:p>
     <w:p>
@@ -902,7 +1018,7 @@
         </w:rPr>
         <w:t>IMPROVE — Improve — Fix the Cause  (10%)</w:t>
         <w:tab/>
-        <w:t>14</w:t>
+        <w:t>16</w:t>
       </w:r>
     </w:p>
     <w:p>
@@ -922,7 +1038,7 @@
         </w:rPr>
         <w:t>Lab 9 — Countermeasures, 5S, Mistake Proofing, Standard Work, and Kaizen  [Core]</w:t>
         <w:tab/>
-        <w:t>15</w:t>
+        <w:t>16</w:t>
       </w:r>
     </w:p>
     <w:p>
@@ -942,7 +1058,7 @@
         </w:rPr>
         <w:t>Lab 13 — Solution Selection Matrix, Benchmarking, and FMEA  [Elective]</w:t>
         <w:tab/>
-        <w:t>15</w:t>
+        <w:t>17</w:t>
       </w:r>
     </w:p>
     <w:p>
@@ -961,7 +1077,7 @@
         </w:rPr>
         <w:t>CONTROL — Control — Hold the Gain  (5%)</w:t>
         <w:tab/>
-        <w:t>16</w:t>
+        <w:t>17</w:t>
       </w:r>
     </w:p>
     <w:p>
@@ -981,7 +1097,7 @@
         </w:rPr>
         <w:t>Lab 10 — Control Plan, A3 Summary, Handover, and Certification Readiness  [Core]</w:t>
         <w:tab/>
-        <w:t>17</w:t>
+        <w:t>18</w:t>
       </w:r>
     </w:p>
     <w:p>
@@ -1001,7 +1117,7 @@
         </w:rPr>
         <w:t>Lab 14 — Descriptive Statistics and Implementation Planning  [Elective]</w:t>
         <w:tab/>
-        <w:t>17</w:t>
+        <w:t>18</w:t>
       </w:r>
     </w:p>
     <w:p>
@@ -1020,7 +1136,7 @@
         </w:rPr>
         <w:t>Quick Reference — Formulas You Should Know</w:t>
         <w:tab/>
-        <w:t>18</w:t>
+        <w:t>19</w:t>
       </w:r>
     </w:p>
     <w:p>
@@ -1039,7 +1155,7 @@
         </w:rPr>
         <w:t>Quick Reference — The Eight Wastes (DOWNTIME)</w:t>
         <w:tab/>
-        <w:t>18</w:t>
+        <w:t>20</w:t>
       </w:r>
     </w:p>
     <w:p>
@@ -1058,7 +1174,7 @@
         </w:rPr>
         <w:t>Preparing for the Assessment</w:t>
         <w:tab/>
-        <w:t>19</w:t>
+        <w:t>20</w:t>
       </w:r>
     </w:p>
     <w:p>
@@ -1077,7 +1193,7 @@
         </w:rPr>
         <w:t>Glossary</w:t>
         <w:tab/>
-        <w:t>19</w:t>
+        <w:t>20</w:t>
       </w:r>
     </w:p>
     <w:p>
@@ -1315,7 +1431,15 @@
     </w:p>
     <w:p>
       <w:r>
-        <w:t>Four browser-based tools are used during the labs. No installation or licence is required.</w:t>
+        <w:t>Five browser-based tools are used during the labs. No installation, licence or sign-up is required, and nothing you enter leaves your browser.</w:t>
+      </w:r>
+    </w:p>
+    <w:p>
+      <w:pPr>
+        <w:pStyle w:val="ListBullet"/>
+      </w:pPr>
+      <w:r>
+        <w:t>SIPOC &amp; Process Map Builder — a guided SIPOC that enforces the 5-7 step rule, tags pain points, and generates the swimlane and handoff table from your actor assignments: https://alfredang.github.io/sipoc/</w:t>
       </w:r>
     </w:p>
     <w:p>
@@ -1834,7 +1958,7 @@
     </w:p>
     <w:p>
       <w:r>
-        <w:t>A completed SIPOC and a detailed process map with pain points marked.   (Tools and techniques: SIPOC, process flowchart, swimlane map, standard process symbols.)</w:t>
+        <w:t>A completed SIPOC and a detailed process map with pain points marked.   (Tools and techniques: SIPOC &amp; Process Map Builder, process flowchart, swimlane map, standard process symbols.)</w:t>
       </w:r>
     </w:p>
     <w:p>
@@ -1860,7 +1984,17 @@
         <w:pStyle w:val="ListNumber"/>
       </w:pPr>
       <w:r>
-        <w:t>Build the SIPOC: Suppliers, Inputs, Process (5-7 high-level steps), Outputs, Customers.</w:t>
+        <w:t>Build the SIPOC with the online builder: Suppliers, Inputs, Process (5-7 high-level steps), Outputs, Customers.</w:t>
+      </w:r>
+    </w:p>
+    <w:p>
+      <w:r>
+        <w:rPr>
+          <w:rFonts w:ascii="Consolas" w:hAnsi="Consolas"/>
+          <w:color w:val="0B3060"/>
+          <w:sz w:val="19"/>
+        </w:rPr>
+        <w:t>https://alfredang.github.io/sipoc/</w:t>
       </w:r>
     </w:p>
     <w:p>
@@ -1876,7 +2010,7 @@
         <w:pStyle w:val="ListNumber"/>
       </w:pPr>
       <w:r>
-        <w:t>Draw the same flow as a swimlane map so each actor's lane makes handoffs obvious.</w:t>
+        <w:t>Assign an actor to each step — the tool generates the swimlane and detects every handoff for you.</w:t>
       </w:r>
     </w:p>
     <w:p>
@@ -1884,7 +2018,7 @@
         <w:pStyle w:val="ListNumber"/>
       </w:pPr>
       <w:r>
-        <w:t>Mark pain points — delays, rework loops, unclear ownership and handoff risks.</w:t>
+        <w:t>Tag pain points on the steps — waiting, rework loop, unclear ownership, duplicate entry or missing decision rule (at least three).</w:t>
       </w:r>
     </w:p>
     <w:p>
@@ -1907,7 +2041,7 @@
     </w:p>
     <w:p>
       <w:r>
-        <w:t>Your SIPOC has all five columns populated and every handoff on the detailed map has a named owner on both sides.</w:t>
+        <w:t>Run 'Check my SIPOC' in the tool — all five columns populated, 5-7 steps, at least three pain points, and every handoff owned on both sides.</w:t>
       </w:r>
     </w:p>
     <w:p>
@@ -2499,7 +2633,7 @@
     </w:p>
     <w:p>
       <w:r>
-        <w:t>A value stream map with lead time, process time and a calculated takt time.   (Tools and techniques: Value stream mapping, lead time, WIP, takt time, cycle efficiency.)</w:t>
+        <w:t>A value stream map with lead time, process time and a calculated takt time.   (Tools and techniques: SIPOC &amp; Process Map Builder, value stream mapping, lead time, WIP, takt time.)</w:t>
       </w:r>
     </w:p>
     <w:p>
@@ -2517,7 +2651,17 @@
         <w:pStyle w:val="ListNumber"/>
       </w:pPr>
       <w:r>
-        <w:t>Map the value stream: each step with its process time and the wait time between steps.</w:t>
+        <w:t>Map the value stream: each step with its process time and the wait time between steps. Start from your Lab 3 process map.</w:t>
+      </w:r>
+    </w:p>
+    <w:p>
+      <w:r>
+        <w:rPr>
+          <w:rFonts w:ascii="Consolas" w:hAnsi="Consolas"/>
+          <w:color w:val="0B3060"/>
+          <w:sz w:val="19"/>
+        </w:rPr>
+        <w:t>https://alfredang.github.io/sipoc/</w:t>
       </w:r>
     </w:p>
     <w:p>

--- a/courseware/LG-Certified Lean Six Sigma Yellow Belt (CLSSYB) Training.docx
+++ b/courseware/LG-Certified Lean Six Sigma Yellow Belt (CLSSYB) Training.docx
@@ -658,15 +658,11 @@
         <w:spacing w:after="60"/>
       </w:pPr>
       <w:r>
-        <w:rPr>
-          <w:rFonts w:ascii="Arial" w:hAnsi="Arial"/>
-          <w:b/>
-          <w:color w:val="333333"/>
-          <w:sz w:val="22"/>
-        </w:rPr>
-        <w:t>Introduction</w:t>
-        <w:tab/>
-        <w:t>5</w:t>
+        <w:fldChar w:fldCharType="begin"/>
+        <w:instrText xml:space="preserve">TOC \o "1-3" \h \z \u</w:instrText>
+        <w:fldChar w:fldCharType="separate"/>
+        <w:t xml:space="preserve">Introduction	5</w:t>
+        <w:fldChar w:fldCharType="end"/>
       </w:r>
     </w:p>
     <w:p>

--- a/courseware/LG-Certified Lean Six Sigma Yellow Belt (CLSSYB) Training.docx
+++ b/courseware/LG-Certified Lean Six Sigma Yellow Belt (CLSSYB) Training.docx
@@ -179,7 +179,7 @@
           <w:color w:val="1F6FEB"/>
           <w:sz w:val="24"/>
         </w:rPr>
-        <w:t>Version 6</w:t>
+        <w:t>Version 7</w:t>
       </w:r>
     </w:p>
     <w:p>
@@ -631,6 +631,64 @@
           </w:p>
         </w:tc>
       </w:tr>
+      <w:tr>
+        <w:tc>
+          <w:tcPr>
+            <w:tcW w:type="dxa" w:w="2160"/>
+          </w:tcPr>
+          <w:p>
+            <w:r/>
+            <w:r>
+              <w:rPr>
+                <w:sz w:val="19"/>
+              </w:rPr>
+              <w:t>7</w:t>
+            </w:r>
+          </w:p>
+        </w:tc>
+        <w:tc>
+          <w:tcPr>
+            <w:tcW w:type="dxa" w:w="2160"/>
+          </w:tcPr>
+          <w:p>
+            <w:r/>
+            <w:r>
+              <w:rPr>
+                <w:sz w:val="19"/>
+              </w:rPr>
+              <w:t>20 July 2026</w:t>
+            </w:r>
+          </w:p>
+        </w:tc>
+        <w:tc>
+          <w:tcPr>
+            <w:tcW w:type="dxa" w:w="2160"/>
+          </w:tcPr>
+          <w:p>
+            <w:r/>
+            <w:r>
+              <w:rPr>
+                <w:sz w:val="19"/>
+              </w:rPr>
+              <w:t>Table of contents restored to a live, updatable Word field (previously flattened to static text), so it refreshes on open or F9 while still rendering correctly in the distributed PDF.</w:t>
+            </w:r>
+          </w:p>
+        </w:tc>
+        <w:tc>
+          <w:tcPr>
+            <w:tcW w:type="dxa" w:w="2160"/>
+          </w:tcPr>
+          <w:p>
+            <w:r/>
+            <w:r>
+              <w:rPr>
+                <w:sz w:val="19"/>
+              </w:rPr>
+              <w:t>Dr. Alfred Ang</w:t>
+            </w:r>
+          </w:p>
+        </w:tc>
+      </w:tr>
     </w:tbl>
     <w:p>
       <w:r>
